--- a/backend/word/KRESKA PERMANENTNA.docx
+++ b/backend/word/KRESKA PERMANENTNA.docx
@@ -12,7 +12,7 @@
         <w:rPr>
           <w:rFonts w:ascii="Times New Roman" w:hAnsi="Times New Roman"/>
         </w:rPr>
-        <w:t>KRESKA PERMANENTNA</w:t>
+        <w:t>Kreska permanentna</w:t>
       </w:r>
     </w:p>
     <w:p>

--- a/backend/word/KRESKA PERMANENTNA.docx
+++ b/backend/word/KRESKA PERMANENTNA.docx
@@ -184,7 +184,21 @@
         <w:rPr>
           <w:rFonts w:ascii="Times New Roman" w:hAnsi="Times New Roman"/>
         </w:rPr>
-        <w:t>* Kreskę zagęszczającą linię rzęs ( bardzo cienka, wygląda naturalnie, wypełnia przestrzeń między rzęsami. Może być zarówno górna jak i dolna.</w:t>
+        <w:t xml:space="preserve">* Kreskę zagęszczającą linię rzęs </w:t>
+      </w:r>
+      <w:proofErr w:type="gramStart"/>
+      <w:r>
+        <w:rPr>
+          <w:rFonts w:ascii="Times New Roman" w:hAnsi="Times New Roman"/>
+        </w:rPr>
+        <w:t>( bardzo</w:t>
+      </w:r>
+      <w:proofErr w:type="gramEnd"/>
+      <w:r>
+        <w:rPr>
+          <w:rFonts w:ascii="Times New Roman" w:hAnsi="Times New Roman"/>
+        </w:rPr>
+        <w:t xml:space="preserve"> cienka, wygląda naturalnie, wypełnia przestrzeń między rzęsami. Może być zarówno górna jak i dolna.</w:t>
       </w:r>
     </w:p>
     <w:p>
@@ -330,7 +344,21 @@
         <w:rPr>
           <w:rFonts w:ascii="Times New Roman" w:hAnsi="Times New Roman"/>
         </w:rPr>
-        <w:t>Czas trwania zabiegu  zwykle 1,5-2h.</w:t>
+        <w:t xml:space="preserve">Czas trwania </w:t>
+      </w:r>
+      <w:proofErr w:type="gramStart"/>
+      <w:r>
+        <w:rPr>
+          <w:rFonts w:ascii="Times New Roman" w:hAnsi="Times New Roman"/>
+        </w:rPr>
+        <w:t>zabiegu  zwykle</w:t>
+      </w:r>
+      <w:proofErr w:type="gramEnd"/>
+      <w:r>
+        <w:rPr>
+          <w:rFonts w:ascii="Times New Roman" w:hAnsi="Times New Roman"/>
+        </w:rPr>
+        <w:t xml:space="preserve"> 1,5-2h.</w:t>
       </w:r>
     </w:p>
     <w:p>
@@ -357,7 +385,21 @@
         <w:rPr>
           <w:rFonts w:ascii="Times New Roman" w:hAnsi="Times New Roman"/>
         </w:rPr>
-        <w:t xml:space="preserve"> tzw. korektę , która utrwala efekt.</w:t>
+        <w:t xml:space="preserve"> tzw. </w:t>
+      </w:r>
+      <w:proofErr w:type="gramStart"/>
+      <w:r>
+        <w:rPr>
+          <w:rFonts w:ascii="Times New Roman" w:hAnsi="Times New Roman"/>
+        </w:rPr>
+        <w:t>korektę ,</w:t>
+      </w:r>
+      <w:proofErr w:type="gramEnd"/>
+      <w:r>
+        <w:rPr>
+          <w:rFonts w:ascii="Times New Roman" w:hAnsi="Times New Roman"/>
+        </w:rPr>
+        <w:t xml:space="preserve"> która utrwala efekt.</w:t>
       </w:r>
     </w:p>
     <w:p>
@@ -753,7 +795,21 @@
           <w:rFonts w:ascii="Times New Roman" w:hAnsi="Times New Roman"/>
         </w:rPr>
         <w:lastRenderedPageBreak/>
-        <w:t>* antybiotykoterapia ( 2 tygodnie)</w:t>
+        <w:t xml:space="preserve">* antybiotykoterapia </w:t>
+      </w:r>
+      <w:proofErr w:type="gramStart"/>
+      <w:r>
+        <w:rPr>
+          <w:rFonts w:ascii="Times New Roman" w:hAnsi="Times New Roman"/>
+        </w:rPr>
+        <w:t>( 2</w:t>
+      </w:r>
+      <w:proofErr w:type="gramEnd"/>
+      <w:r>
+        <w:rPr>
+          <w:rFonts w:ascii="Times New Roman" w:hAnsi="Times New Roman"/>
+        </w:rPr>
+        <w:t xml:space="preserve"> tygodnie)</w:t>
       </w:r>
     </w:p>
     <w:p>
@@ -779,7 +835,21 @@
         <w:rPr>
           <w:rFonts w:ascii="Times New Roman" w:hAnsi="Times New Roman"/>
         </w:rPr>
-        <w:t>* świeże zabiegi estetyczne w okolicy oczu ( należy odczekać min. 4 tygodnie)</w:t>
+        <w:t xml:space="preserve">* świeże zabiegi estetyczne w okolicy oczu </w:t>
+      </w:r>
+      <w:proofErr w:type="gramStart"/>
+      <w:r>
+        <w:rPr>
+          <w:rFonts w:ascii="Times New Roman" w:hAnsi="Times New Roman"/>
+        </w:rPr>
+        <w:t>( należy</w:t>
+      </w:r>
+      <w:proofErr w:type="gramEnd"/>
+      <w:r>
+        <w:rPr>
+          <w:rFonts w:ascii="Times New Roman" w:hAnsi="Times New Roman"/>
+        </w:rPr>
+        <w:t xml:space="preserve"> odczekać min. 4 tygodnie)</w:t>
       </w:r>
     </w:p>
     <w:p>
@@ -819,7 +889,21 @@
         <w:rPr>
           <w:rFonts w:ascii="Times New Roman" w:hAnsi="Times New Roman"/>
         </w:rPr>
-        <w:t xml:space="preserve"> powiek ( odczekać pół roku)</w:t>
+        <w:t xml:space="preserve"> powiek </w:t>
+      </w:r>
+      <w:proofErr w:type="gramStart"/>
+      <w:r>
+        <w:rPr>
+          <w:rFonts w:ascii="Times New Roman" w:hAnsi="Times New Roman"/>
+        </w:rPr>
+        <w:t>( odczekać</w:t>
+      </w:r>
+      <w:proofErr w:type="gramEnd"/>
+      <w:r>
+        <w:rPr>
+          <w:rFonts w:ascii="Times New Roman" w:hAnsi="Times New Roman"/>
+        </w:rPr>
+        <w:t xml:space="preserve"> pół roku)</w:t>
       </w:r>
     </w:p>
     <w:p>
@@ -845,7 +929,21 @@
         <w:rPr>
           <w:rFonts w:ascii="Times New Roman" w:hAnsi="Times New Roman"/>
         </w:rPr>
-        <w:t>* stosowanie odżywek do rzęs ( należy odstawić na minimum 3 miesiące przed zabiegiem)</w:t>
+        <w:t xml:space="preserve">* stosowanie odżywek do rzęs </w:t>
+      </w:r>
+      <w:proofErr w:type="gramStart"/>
+      <w:r>
+        <w:rPr>
+          <w:rFonts w:ascii="Times New Roman" w:hAnsi="Times New Roman"/>
+        </w:rPr>
+        <w:t>( należy</w:t>
+      </w:r>
+      <w:proofErr w:type="gramEnd"/>
+      <w:r>
+        <w:rPr>
+          <w:rFonts w:ascii="Times New Roman" w:hAnsi="Times New Roman"/>
+        </w:rPr>
+        <w:t xml:space="preserve"> odstawić na minimum 3 miesiące przed zabiegiem)</w:t>
       </w:r>
     </w:p>
     <w:p>
@@ -949,33 +1047,75 @@
         <w:rPr>
           <w:rFonts w:ascii="Times New Roman" w:hAnsi="Times New Roman"/>
         </w:rPr>
-        <w:t>* nie moczyć powiek ( przez tydzień)</w:t>
-      </w:r>
-    </w:p>
-    <w:p>
-      <w:pPr>
-        <w:rPr>
-          <w:rFonts w:ascii="Times New Roman" w:hAnsi="Times New Roman"/>
-        </w:rPr>
-      </w:pPr>
-      <w:r>
-        <w:rPr>
-          <w:rFonts w:ascii="Times New Roman" w:hAnsi="Times New Roman"/>
-        </w:rPr>
-        <w:t xml:space="preserve"> * nie korzystać z sauny, solarium i basenu ( przez miesiąc)</w:t>
-      </w:r>
-    </w:p>
-    <w:p>
-      <w:pPr>
-        <w:rPr>
-          <w:rFonts w:ascii="Times New Roman" w:hAnsi="Times New Roman"/>
-        </w:rPr>
-      </w:pPr>
-      <w:r>
-        <w:rPr>
-          <w:rFonts w:ascii="Times New Roman" w:hAnsi="Times New Roman"/>
-        </w:rPr>
-        <w:t>* nie malować oczu ( przez tydzień)</w:t>
+        <w:t xml:space="preserve">* nie moczyć powiek </w:t>
+      </w:r>
+      <w:proofErr w:type="gramStart"/>
+      <w:r>
+        <w:rPr>
+          <w:rFonts w:ascii="Times New Roman" w:hAnsi="Times New Roman"/>
+        </w:rPr>
+        <w:t>( przez</w:t>
+      </w:r>
+      <w:proofErr w:type="gramEnd"/>
+      <w:r>
+        <w:rPr>
+          <w:rFonts w:ascii="Times New Roman" w:hAnsi="Times New Roman"/>
+        </w:rPr>
+        <w:t xml:space="preserve"> tydzień)</w:t>
+      </w:r>
+    </w:p>
+    <w:p>
+      <w:pPr>
+        <w:rPr>
+          <w:rFonts w:ascii="Times New Roman" w:hAnsi="Times New Roman"/>
+        </w:rPr>
+      </w:pPr>
+      <w:r>
+        <w:rPr>
+          <w:rFonts w:ascii="Times New Roman" w:hAnsi="Times New Roman"/>
+        </w:rPr>
+        <w:t xml:space="preserve"> * nie korzystać z sauny, solarium i basenu </w:t>
+      </w:r>
+      <w:proofErr w:type="gramStart"/>
+      <w:r>
+        <w:rPr>
+          <w:rFonts w:ascii="Times New Roman" w:hAnsi="Times New Roman"/>
+        </w:rPr>
+        <w:t>( przez</w:t>
+      </w:r>
+      <w:proofErr w:type="gramEnd"/>
+      <w:r>
+        <w:rPr>
+          <w:rFonts w:ascii="Times New Roman" w:hAnsi="Times New Roman"/>
+        </w:rPr>
+        <w:t xml:space="preserve"> miesiąc)</w:t>
+      </w:r>
+    </w:p>
+    <w:p>
+      <w:pPr>
+        <w:rPr>
+          <w:rFonts w:ascii="Times New Roman" w:hAnsi="Times New Roman"/>
+        </w:rPr>
+      </w:pPr>
+      <w:r>
+        <w:rPr>
+          <w:rFonts w:ascii="Times New Roman" w:hAnsi="Times New Roman"/>
+        </w:rPr>
+        <w:t xml:space="preserve">* nie malować oczu </w:t>
+      </w:r>
+      <w:proofErr w:type="gramStart"/>
+      <w:r>
+        <w:rPr>
+          <w:rFonts w:ascii="Times New Roman" w:hAnsi="Times New Roman"/>
+        </w:rPr>
+        <w:t>( przez</w:t>
+      </w:r>
+      <w:proofErr w:type="gramEnd"/>
+      <w:r>
+        <w:rPr>
+          <w:rFonts w:ascii="Times New Roman" w:hAnsi="Times New Roman"/>
+        </w:rPr>
+        <w:t xml:space="preserve"> tydzień)</w:t>
       </w:r>
     </w:p>
     <w:p>
